--- a/DBTUNING/ch20_통계수집_AWR인프라/ch20_실습문제.docx
+++ b/DBTUNING/ch20_통계수집_AWR인프라/ch20_실습문제.docx
@@ -7,7 +7,7 @@
         <w:pStyle w:val="Heading1"/>
       </w:pPr>
       <w:r>
-        <w:t>제6장  통계 수집 ① 자동 수집과 AWR 인프라 — 실습문제</w:t>
+        <w:t>제ch20  통계 수집 ① 자동 수집과 AWR 인프라 — 실습문제</w:t>
       </w:r>
     </w:p>
     <w:p>

--- a/DBTUNING/ch20_통계수집_AWR인프라/ch20_실습문제.docx
+++ b/DBTUNING/ch20_통계수집_AWR인프라/ch20_실습문제.docx
@@ -7,7 +7,7 @@
         <w:pStyle w:val="Heading1"/>
       </w:pPr>
       <w:r>
-        <w:t>제ch20  통계 수집 ① 자동 수집과 AWR 인프라 — 실습문제</w:t>
+        <w:t>ch20  통계 수집 ① 자동 수집과 AWR 인프라 — 실습문제</w:t>
       </w:r>
     </w:p>
     <w:p>
